--- a/testak/jasangarritasuna/Jasangarritasuna_jarduera_praktikoa.docx
+++ b/testak/jasangarritasuna/Jasangarritasuna_jarduera_praktikoa.docx
@@ -8,7 +8,7 @@
         <w:jc w:val="center"/>
       </w:pPr>
       <w:r>
-        <w:t>Jasangarritasuna – Jarduera praktikoa</w:t>
+        <w:t>Produkzio-sistemari aplikatutako jasangarritasuna</w:t>
       </w:r>
     </w:p>
     <w:p>
@@ -19,9 +19,9 @@
         <w:rPr>
           <w:i/>
         </w:rPr>
-        <w:t>17 Garapen Jasangarrirako Helburuak (GJH / ODS)</w:t>
+        <w:t>Jarduera praktikoa · 17 GJH (ODS)</w:t>
         <w:br/>
-        <w:t>Eskola edo enpresa erreal baten auditoria laburra</w:t>
+        <w:t>Enpresa / produkzio-sistema erreal baten diagnostikoa</w:t>
       </w:r>
     </w:p>
     <w:p>
@@ -29,12 +29,23 @@
         <w:pStyle w:val="Heading1"/>
       </w:pPr>
       <w:r>
-        <w:t>Zergatik jarduera hau?</w:t>
+        <w:t>Ikasgaiari egokitzea</w:t>
       </w:r>
     </w:p>
     <w:p>
       <w:r>
-        <w:t>Helburua ez da 17 helburuak memorizatzea bakarrik, baizik eta erakunde erreal batean (zure eskola edo aukeratutako enpresa) zer egiten den eta zer falta den aztertzea. Horrela, jasangarritasuna praktikan ikusten da.</w:t>
+        <w:t>Jarduera honek produkzio-sistema batean (enpresa, lantegia, tailerra, zerbitzu-enpresa…) jasangarritasuna nola aplikatzen den aztertzen du. Helburua: 17 GJH-ak produkzioaren errealitatearekin lotzea — ez teoria hutsa.</w:t>
+      </w:r>
+    </w:p>
+    <w:p>
+      <w:r>
+        <w:rPr>
+          <w:b/>
+        </w:rPr>
+        <w:t xml:space="preserve">Oharra: </w:t>
+      </w:r>
+      <w:r>
+        <w:t>Ikastetxea / eskola ez da aukera nagusia ikasgai honetan. Eskolak hezkuntza-sistema da, ez produkzio-sistema tipikoa. Aukeratu enpresa edo produkzio-prozesu argia duen erakundea.</w:t>
       </w:r>
     </w:p>
     <w:p>
@@ -47,7 +58,7 @@
     </w:p>
     <w:p>
       <w:r>
-        <w:t>Entregatu Word dokumentu bat (.docx): Jasangarritasuna_IzenaAbizena.docx (edo taldearen izena).</w:t>
+        <w:t>Word (.docx): Produkzio_jasangarritasuna_IzenaAbizena.docx</w:t>
       </w:r>
     </w:p>
     <w:p>
@@ -55,7 +66,7 @@
         <w:pStyle w:val="ListNumber"/>
       </w:pPr>
       <w:r>
-        <w:t>Aukeratutako erakundea (eskola / enpresa) eta zergatik.</w:t>
+        <w:t>Aukeratutako enpresa / produkzio-sistema eta zergatik.</w:t>
       </w:r>
     </w:p>
     <w:p>
@@ -63,7 +74,7 @@
         <w:pStyle w:val="ListNumber"/>
       </w:pPr>
       <w:r>
-        <w:t>Informazio-iturriak (webgunea, bisita, elkarrizketa, behaketa…).</w:t>
+        <w:t>Produktua edo zerbitzua + prozesuaren deskribapen laburra.</w:t>
       </w:r>
     </w:p>
     <w:p>
@@ -71,7 +82,7 @@
         <w:pStyle w:val="ListNumber"/>
       </w:pPr>
       <w:r>
-        <w:t>17 GJH-en taula beteta (egoera + froga + hobekuntza).</w:t>
+        <w:t>Informazio-iturriak (web, memoria, bisita, FCT, elkarrizketa…).</w:t>
       </w:r>
     </w:p>
     <w:p>
@@ -79,7 +90,7 @@
         <w:pStyle w:val="ListNumber"/>
       </w:pPr>
       <w:r>
-        <w:t>3 hobekuntza-proposamen konkretu (nor, zer, nola, noiz).</w:t>
+        <w:t>17 GJH taula (egoera + froga + hobekuntza), produkzioari lotuta.</w:t>
       </w:r>
     </w:p>
     <w:p>
@@ -87,7 +98,15 @@
         <w:pStyle w:val="ListNumber"/>
       </w:pPr>
       <w:r>
-        <w:t>Ondorio laburra (5–8 esaldi).</w:t>
+        <w:t>3 hobekuntza-proposamen (produkzioan aplikagarriak).</w:t>
+      </w:r>
+    </w:p>
+    <w:p>
+      <w:pPr>
+        <w:pStyle w:val="ListNumber"/>
+      </w:pPr>
+      <w:r>
+        <w:t>Ondorioa (5–8 esaldi).</w:t>
       </w:r>
     </w:p>
     <w:p>
@@ -111,7 +130,7 @@
         <w:pStyle w:val="ListBullet"/>
       </w:pPr>
       <w:r>
-        <w:t>Iraupena: 2–4 saio (+ kanpo-bilaketa / elkarrizketa, aukeran).</w:t>
+        <w:t>Iraupena: 2–4 saio (+ bilaketa / elkarrizketa).</w:t>
       </w:r>
     </w:p>
     <w:p>
@@ -119,7 +138,7 @@
         <w:pStyle w:val="ListBullet"/>
       </w:pPr>
       <w:r>
-        <w:t>Amaieran: 5–7 minutuko aurkezpen laburra (ez teorikoa: zuen emaitzak).</w:t>
+        <w:t>Aurkezpena: 5–7 min (emaitzak eta proposamenak, ez 17 definizioak).</w:t>
       </w:r>
     </w:p>
     <w:p>
@@ -127,12 +146,57 @@
         <w:pStyle w:val="Heading1"/>
       </w:pPr>
       <w:r>
-        <w:t>1. Erakundea aukeratu</w:t>
+        <w:t>1. Produkzio-sistema aukeratu</w:t>
       </w:r>
     </w:p>
     <w:p>
       <w:r>
-        <w:t>Aukeratu BATA: (A) zure ikastetxea / zentroa, edo (B) enpresa erreal bat (tokikoa, familiakoa, praktiketakoa, ezaguna…). Enpresa aukeratuz gero, informazio publikoa erabili edo baimena eskatu.</w:t>
+        <w:t>Aukeratu hauetako bat:</w:t>
+      </w:r>
+    </w:p>
+    <w:p>
+      <w:pPr>
+        <w:pStyle w:val="ListBullet"/>
+      </w:pPr>
+      <w:r>
+        <w:t>Tokiko enpresa (industria, elikagaiak, eraikuntza, logistika…).</w:t>
+      </w:r>
+    </w:p>
+    <w:p>
+      <w:pPr>
+        <w:pStyle w:val="ListBullet"/>
+      </w:pPr>
+      <w:r>
+        <w:t>Praktiketako / FCT enpresa.</w:t>
+      </w:r>
+    </w:p>
+    <w:p>
+      <w:pPr>
+        <w:pStyle w:val="ListBullet"/>
+      </w:pPr>
+      <w:r>
+        <w:t>Familiako edo ezaguna den enpresa (baimenarekin).</w:t>
+      </w:r>
+    </w:p>
+    <w:p>
+      <w:pPr>
+        <w:pStyle w:val="ListBullet"/>
+      </w:pPr>
+      <w:r>
+        <w:t>Enpresa publikoaren informazioa (memoria, web, jasangarritasun-txostena).</w:t>
+      </w:r>
+    </w:p>
+    <w:p>
+      <w:pPr>
+        <w:pStyle w:val="ListBullet"/>
+      </w:pPr>
+      <w:r>
+        <w:t>Tailer / produkzio-prozesu argia duen zerbitzu-enpresa (adib. inprimategia, konponketa, catering industrial…).</w:t>
+      </w:r>
+    </w:p>
+    <w:p>
+      <w:r>
+        <w:t>Informazio publikoa erabili edo baimena eskatu. Datu sekreturik edo konfidentzialik ez entregatu.</w:t>
       </w:r>
     </w:p>
     <w:p>
@@ -143,7 +207,7 @@
         <w:t xml:space="preserve">1.1. </w:t>
       </w:r>
       <w:r>
-        <w:t>Erakundearen izena:</w:t>
+        <w:t>Enpresaren / erakundearen izena:</w:t>
       </w:r>
     </w:p>
     <w:p>
@@ -159,7 +223,7 @@
         <w:t xml:space="preserve">1.2. </w:t>
       </w:r>
       <w:r>
-        <w:t>Mota: eskola / enpresa / bestelakoa:</w:t>
+        <w:t>Sektorea:</w:t>
       </w:r>
     </w:p>
     <w:p>
@@ -175,7 +239,7 @@
         <w:t xml:space="preserve">1.3. </w:t>
       </w:r>
       <w:r>
-        <w:t>Zergatik aukeratu duzue? (1–2 esaldi)</w:t>
+        <w:t>Zer ekoizten / eskaintzen du? (produktua edo zerbitzua)</w:t>
       </w:r>
     </w:p>
     <w:p>
@@ -196,7 +260,33 @@
         <w:t xml:space="preserve">1.4. </w:t>
       </w:r>
       <w:r>
-        <w:t>Informazioa nola lortuko duzue? (web, memoria, behaketa, irakasle/zuzendaritza, langile bat…)</w:t>
+        <w:t>Produkzio-prozesua labur: sarrerak → eraldaketa → irteerak (lehengaiak, energia, hondakinak, produktua…)</w:t>
+      </w:r>
+    </w:p>
+    <w:p>
+      <w:r>
+        <w:t>_______________________________________________</w:t>
+      </w:r>
+    </w:p>
+    <w:p>
+      <w:r>
+        <w:t>_______________________________________________</w:t>
+      </w:r>
+    </w:p>
+    <w:p>
+      <w:r>
+        <w:t>_______________________________________________</w:t>
+      </w:r>
+    </w:p>
+    <w:p>
+      <w:r>
+        <w:rPr>
+          <w:b/>
+        </w:rPr>
+        <w:t xml:space="preserve">1.5. </w:t>
+      </w:r>
+      <w:r>
+        <w:t>Informazioa nola lortu duzue? (web, txostena, bisita, elkarrizketa…)</w:t>
       </w:r>
     </w:p>
     <w:p>
@@ -214,12 +304,17 @@
         <w:pStyle w:val="Heading1"/>
       </w:pPr>
       <w:r>
-        <w:t>2. Diagnostikoa: 17 helburuak puntuz puntu</w:t>
+        <w:t>2. Diagnostikoa: 17 helburuak produkzioan</w:t>
       </w:r>
     </w:p>
     <w:p>
       <w:r>
-        <w:t>Helburu bakoitzerako, bete taula hau (zure dokumentuan kopiatu edo taula berria egin). Ez da beharrezkoa 17etan aditua izatea: erakundeari dagokiona aztertu, eta ez badago loturarik, azaldu zergatik.</w:t>
+        <w:t>Helburu guztiak bete, baina arreta berezia jarri 7, 8, 9, 12 eta 13 helburuetan (energia, lana, industria, ekoizpen/kontsumoa, klima): produkzio-sistemetan eragin handiena dute.</w:t>
+      </w:r>
+    </w:p>
+    <w:p>
+      <w:r>
+        <w:t>Ez aplikagarria bada (D), justifikatu produkzioarekin lotuta (ez idatzi «ez dauka zerikusirik» soilik).</w:t>
       </w:r>
     </w:p>
     <w:p>
@@ -235,7 +330,7 @@
         <w:pStyle w:val="ListBullet"/>
       </w:pPr>
       <w:r>
-        <w:t>A – Dagoeneko egiten da / neurri argiak daude</w:t>
+        <w:t>A – Neurri argiak daude produkzioan / enpresan</w:t>
       </w:r>
     </w:p>
     <w:p>
@@ -243,7 +338,7 @@
         <w:pStyle w:val="ListBullet"/>
       </w:pPr>
       <w:r>
-        <w:t>B – Zerbait egiten da, baina hobetu daiteke</w:t>
+        <w:t>B – Zerbait egiten da, hobetu daiteke</w:t>
       </w:r>
     </w:p>
     <w:p>
@@ -251,7 +346,7 @@
         <w:pStyle w:val="ListBullet"/>
       </w:pPr>
       <w:r>
-        <w:t>C – Ia ez da lantzen / aukera handia dago</w:t>
+        <w:t>C – Ia ez da lantzen / aukera handia</w:t>
       </w:r>
     </w:p>
     <w:p>
@@ -259,7 +354,7 @@
         <w:pStyle w:val="ListBullet"/>
       </w:pPr>
       <w:r>
-        <w:t>D – Ez da aplikagarria erakunde honetan (justifikatu)</w:t>
+        <w:t>D – Ez da aplikagarria (justifikatu)</w:t>
       </w:r>
     </w:p>
     <w:tbl>
@@ -301,7 +396,7 @@
           </w:tcPr>
           <w:p>
             <w:r>
-              <w:t>Zer egiten da? (froga / adibidea)</w:t>
+              <w:t>Zer egiten da? (froga)</w:t>
             </w:r>
           </w:p>
         </w:tc>
@@ -311,7 +406,7 @@
           </w:tcPr>
           <w:p>
             <w:r>
-              <w:t>Zer dago egiteko? (ideia bat)</w:t>
+              <w:t>Zer dago egiteko?</w:t>
             </w:r>
           </w:p>
         </w:tc>
@@ -539,7 +634,7 @@
           </w:tcPr>
           <w:p>
             <w:r>
-              <w:t>7. Energia eskuragarri eta garbia</w:t>
+              <w:t>7. Energia eskuragarri eta garbia ★</w:t>
             </w:r>
           </w:p>
         </w:tc>
@@ -575,7 +670,7 @@
           </w:tcPr>
           <w:p>
             <w:r>
-              <w:t>8. Lan duina eta hazkunde ekonomikoa</w:t>
+              <w:t>8. Lan duina eta hazkunde ekonomikoa ★</w:t>
             </w:r>
           </w:p>
         </w:tc>
@@ -611,7 +706,7 @@
           </w:tcPr>
           <w:p>
             <w:r>
-              <w:t>9. Industria, berrikuntza eta azpiegitura</w:t>
+              <w:t>9. Industria, berrikuntza eta azpiegitura ★</w:t>
             </w:r>
           </w:p>
         </w:tc>
@@ -719,7 +814,7 @@
           </w:tcPr>
           <w:p>
             <w:r>
-              <w:t>12. Ekoizpen eta kontsumo arduratsuak</w:t>
+              <w:t>12. Ekoizpen eta kontsumo arduratsuak ★</w:t>
             </w:r>
           </w:p>
         </w:tc>
@@ -755,7 +850,7 @@
           </w:tcPr>
           <w:p>
             <w:r>
-              <w:t>13. Klimaren aldeko ekintza</w:t>
+              <w:t>13. Klimaren aldeko ekintza ★</w:t>
             </w:r>
           </w:p>
         </w:tc>
@@ -932,7 +1027,7 @@
     <w:p/>
     <w:p>
       <w:r>
-        <w:t>Oharra: froga izan daiteke argazkia, web-esteka, politika idatzia, behaketaren deskribapena edo elkarrizketaren laburpena. Asmatutakoa ez; oinarritu ikusitakoan.</w:t>
+        <w:t>★ = produkzio-sistemetan bereziki garrantzitsua. Froga: web-esteka, memoria, argazkia, behaketa, elkarrizketaren laburpena.</w:t>
       </w:r>
     </w:p>
     <w:p>
@@ -940,12 +1035,7 @@
         <w:pStyle w:val="Heading1"/>
       </w:pPr>
       <w:r>
-        <w:t>3. Pista praktikoak (eskola / enpresa)</w:t>
-      </w:r>
-    </w:p>
-    <w:p>
-      <w:r>
-        <w:t>Eskolan, adibidez, begiratu:</w:t>
+        <w:t>3. Pista praktikoak (produkzioa)</w:t>
       </w:r>
     </w:p>
     <w:p>
@@ -953,7 +1043,7 @@
         <w:pStyle w:val="ListBullet"/>
       </w:pPr>
       <w:r>
-        <w:t>Energia: LED, itzalaldiak, panel fotovoltaikoak, tenperatura.</w:t>
+        <w:t>Lehengaiak: jatorria, birziklatua, tokiko hornitzaileak, gatazka-mineralak.</w:t>
       </w:r>
     </w:p>
     <w:p>
@@ -961,7 +1051,7 @@
         <w:pStyle w:val="ListBullet"/>
       </w:pPr>
       <w:r>
-        <w:t>Hondakinak: birziklatzea, papera, plastikoa, jangela.</w:t>
+        <w:t>Energia: kontsumoa, iturri berriztagarriak, eraginkortasuna, LED, makinen itzalaldiak.</w:t>
       </w:r>
     </w:p>
     <w:p>
@@ -969,7 +1059,7 @@
         <w:pStyle w:val="ListBullet"/>
       </w:pPr>
       <w:r>
-        <w:t>Ur: komunak, ihesak, kontzientziazioa.</w:t>
+        <w:t>Ura: prozesuko ura, isurketak, berrerabilpena.</w:t>
       </w:r>
     </w:p>
     <w:p>
@@ -977,7 +1067,7 @@
         <w:pStyle w:val="ListBullet"/>
       </w:pPr>
       <w:r>
-        <w:t>Mugikortasuna: oinez, bizikleta, garraio publikoa, autoa.</w:t>
+        <w:t>Hondakinak: birziklatzea, birmanufaktura, zero waste helburuak, ontziak.</w:t>
       </w:r>
     </w:p>
     <w:p>
@@ -985,7 +1075,7 @@
         <w:pStyle w:val="ListBullet"/>
       </w:pPr>
       <w:r>
-        <w:t>Inklusioa: irisgarritasuna, generoa, aniztasuna, jazarpenaren prebentzioa.</w:t>
+        <w:t>Produktuaren bizi-zikloa: diseinua, konponketa, iraupena, amaierako kudeaketa.</w:t>
       </w:r>
     </w:p>
     <w:p>
@@ -993,7 +1083,7 @@
         <w:pStyle w:val="ListBullet"/>
       </w:pPr>
       <w:r>
-        <w:t>Erosketak: material jasangarria, tokiko hornitzaileak, berrerabili.</w:t>
+        <w:t>Logistika: garraioa, kilometroak, azken milia, biltegia.</w:t>
       </w:r>
     </w:p>
     <w:p>
@@ -1001,12 +1091,7 @@
         <w:pStyle w:val="ListBullet"/>
       </w:pPr>
       <w:r>
-        <w:t>Curriculum / proiektuak: jasangarritasuna ikasgaietan.</w:t>
-      </w:r>
-    </w:p>
-    <w:p>
-      <w:r>
-        <w:t>Enpresan, adibidez:</w:t>
+        <w:t>Lan-baldintzak: segurtasuna, prestakuntza, lan-orduak, azpikontratazioa.</w:t>
       </w:r>
     </w:p>
     <w:p>
@@ -1014,7 +1099,7 @@
         <w:pStyle w:val="ListBullet"/>
       </w:pPr>
       <w:r>
-        <w:t>Produktua/zerbitzua: bizitza erabilgarria, konponketa, ontziak.</w:t>
+        <w:t>Berdintasuna eta inklusioa: generoa, aniztasuna, soldata-arrakala.</w:t>
       </w:r>
     </w:p>
     <w:p>
@@ -1022,7 +1107,7 @@
         <w:pStyle w:val="ListBullet"/>
       </w:pPr>
       <w:r>
-        <w:t>Hornikuntza-katea: jatorria, baldintza sozialak, kilometroak.</w:t>
+        <w:t>Berrikuntza: digitalizazioa, automatizazio eraginkorra, I+G jasangarria.</w:t>
       </w:r>
     </w:p>
     <w:p>
@@ -1030,23 +1115,7 @@
         <w:pStyle w:val="ListBullet"/>
       </w:pPr>
       <w:r>
-        <w:t>Langileak: lan-baldintzak, prestakuntza, berdintasuna.</w:t>
-      </w:r>
-    </w:p>
-    <w:p>
-      <w:pPr>
-        <w:pStyle w:val="ListBullet"/>
-      </w:pPr>
-      <w:r>
-        <w:t>Energia eta emisioak: fakturak, garraioa, digitalizazioa.</w:t>
-      </w:r>
-    </w:p>
-    <w:p>
-      <w:pPr>
-        <w:pStyle w:val="ListBullet"/>
-      </w:pPr>
-      <w:r>
-        <w:t>Komunitatea: boluntariotza, tokiko eragina, gardentasuna.</w:t>
+        <w:t>Gardentasuna: ziurtagiriak (ISO 14001, EMAS…), memoria, trazabilitatea.</w:t>
       </w:r>
     </w:p>
     <w:p>
@@ -1054,12 +1123,12 @@
         <w:pStyle w:val="Heading1"/>
       </w:pPr>
       <w:r>
-        <w:t>4. Prioritateak: 3 hobekuntza</w:t>
+        <w:t>4. Hiru hobekuntza (produkzioan)</w:t>
       </w:r>
     </w:p>
     <w:p>
       <w:r>
-        <w:t>17etatik, aukeratu 3 hobekuntza errealistak erakunde horrentzat. Ez idatzi «gehiago birziklatu» soilik: izan zehatza.</w:t>
+        <w:t>Aukeratu 3 hobekuntza errealistak enpresa horrentzat. Lotu produkzio-prozesuari (ez soilik «kanpaina bat egin»).</w:t>
       </w:r>
     </w:p>
     <w:p>
@@ -1094,7 +1163,7 @@
         <w:t xml:space="preserve">4.1.b. </w:t>
       </w:r>
       <w:r>
-        <w:t>Zer egin behar da zehazki?</w:t>
+        <w:t>Zer aldatuko litzateke produkzioan / prozesuan?</w:t>
       </w:r>
     </w:p>
     <w:p>
@@ -1131,7 +1200,7 @@
         <w:t xml:space="preserve">4.1.d. </w:t>
       </w:r>
       <w:r>
-        <w:t>Nola neurtuko zenuke arrakasta? (adierazle bat)</w:t>
+        <w:t>Nola neurtu? (adierazlea: kWh, kg hondakin, €, istripu-tasa…)</w:t>
       </w:r>
     </w:p>
     <w:p>
@@ -1147,7 +1216,7 @@
         <w:t xml:space="preserve">4.1.e. </w:t>
       </w:r>
       <w:r>
-        <w:t>Zailtasun posibleak:</w:t>
+        <w:t>Kostua / zailtasuna (labur):</w:t>
       </w:r>
     </w:p>
     <w:p>
@@ -1187,7 +1256,7 @@
         <w:t xml:space="preserve">4.2.b. </w:t>
       </w:r>
       <w:r>
-        <w:t>Zer egin behar da zehazki?</w:t>
+        <w:t>Zer aldatuko litzateke produkzioan / prozesuan?</w:t>
       </w:r>
     </w:p>
     <w:p>
@@ -1224,7 +1293,7 @@
         <w:t xml:space="preserve">4.2.d. </w:t>
       </w:r>
       <w:r>
-        <w:t>Nola neurtuko zenuke arrakasta? (adierazle bat)</w:t>
+        <w:t>Nola neurtu? (adierazlea: kWh, kg hondakin, €, istripu-tasa…)</w:t>
       </w:r>
     </w:p>
     <w:p>
@@ -1240,7 +1309,7 @@
         <w:t xml:space="preserve">4.2.e. </w:t>
       </w:r>
       <w:r>
-        <w:t>Zailtasun posibleak:</w:t>
+        <w:t>Kostua / zailtasuna (labur):</w:t>
       </w:r>
     </w:p>
     <w:p>
@@ -1280,7 +1349,7 @@
         <w:t xml:space="preserve">4.3.b. </w:t>
       </w:r>
       <w:r>
-        <w:t>Zer egin behar da zehazki?</w:t>
+        <w:t>Zer aldatuko litzateke produkzioan / prozesuan?</w:t>
       </w:r>
     </w:p>
     <w:p>
@@ -1317,7 +1386,7 @@
         <w:t xml:space="preserve">4.3.d. </w:t>
       </w:r>
       <w:r>
-        <w:t>Nola neurtuko zenuke arrakasta? (adierazle bat)</w:t>
+        <w:t>Nola neurtu? (adierazlea: kWh, kg hondakin, €, istripu-tasa…)</w:t>
       </w:r>
     </w:p>
     <w:p>
@@ -1333,7 +1402,7 @@
         <w:t xml:space="preserve">4.3.e. </w:t>
       </w:r>
       <w:r>
-        <w:t>Zailtasun posibleak:</w:t>
+        <w:t>Kostua / zailtasuna (labur):</w:t>
       </w:r>
     </w:p>
     <w:p>
@@ -1350,8 +1419,11 @@
       </w:r>
     </w:p>
     <w:p>
+      <w:pPr>
+        <w:pStyle w:val="ListNumber"/>
+      </w:pPr>
       <w:r>
-        <w:t>Egitura gomendatua:</w:t>
+        <w:t>Enpresa + produktua / prozesua (1 min)</w:t>
       </w:r>
     </w:p>
     <w:p>
@@ -1359,7 +1431,7 @@
         <w:pStyle w:val="ListNumber"/>
       </w:pPr>
       <w:r>
-        <w:t>Erakundea (30 s)</w:t>
+        <w:t>Mapa: A/B/C/D laburra, ★ helburuetan arreta (1 min)</w:t>
       </w:r>
     </w:p>
     <w:p>
@@ -1367,15 +1439,7 @@
         <w:pStyle w:val="ListNumber"/>
       </w:pPr>
       <w:r>
-        <w:t>Egoeraren mapa laburra: zenbat A / B / C / D (1 min)</w:t>
-      </w:r>
-    </w:p>
-    <w:p>
-      <w:pPr>
-        <w:pStyle w:val="ListNumber"/>
-      </w:pPr>
-      <w:r>
-        <w:t>Adibide on bat + hobetu beharreko bat (2 min)</w:t>
+        <w:t>Adibide on bat + ahulezia bat produkzioan (2 min)</w:t>
       </w:r>
     </w:p>
     <w:p>
@@ -1391,12 +1455,7 @@
         <w:pStyle w:val="ListNumber"/>
       </w:pPr>
       <w:r>
-        <w:t>Galderak (1 min)</w:t>
-      </w:r>
-    </w:p>
-    <w:p>
-      <w:r>
-        <w:t>Ez irakurri 17 helburuen definizioak denbora guztian. Zuhaitzaren fruitua: zuen diagnostikoa.</w:t>
+        <w:t>Galderak</w:t>
       </w:r>
     </w:p>
     <w:p>
@@ -1404,12 +1463,12 @@
         <w:pStyle w:val="Heading1"/>
       </w:pPr>
       <w:r>
-        <w:t>6. Ondorioa (idatziz)</w:t>
+        <w:t>6. Ondorioa</w:t>
       </w:r>
     </w:p>
     <w:p>
       <w:r>
-        <w:t>5–8 esalditan: zer harritu zaituen, zein helburu dauden sendoago, zein ahulago, eta zer egingo zenuketen zuek aste honetan erakundean.</w:t>
+        <w:t>5–8 esalditan: produkzio-sistema horrek jasangarritasunari nola eragiten dion, non dauden aukerak, eta LH ikasle gisa zer ikasi duzuen.</w:t>
       </w:r>
     </w:p>
     <w:p>
@@ -1448,10 +1507,10 @@
         <w:rPr>
           <w:b/>
         </w:rPr>
-        <w:t xml:space="preserve">Ebaluazio-iradokizuna (irakaslea): </w:t>
+        <w:t xml:space="preserve">Ebaluazioa (irakaslea): </w:t>
       </w:r>
       <w:r>
-        <w:t>erakunde errealaren aukera · taula beteta frogaekin · 3 proposamen neurgarri · aurkezpen praktikoa · ondorioa.</w:t>
+        <w:t>produkzio-sistema argia · prozesuaren deskribapena · taula frogaekin · 3 proposamen neurgarri · aurkezpen praktikoa.</w:t>
       </w:r>
     </w:p>
     <w:p>
@@ -1473,7 +1532,18 @@
         <w:rPr>
           <w:b/>
         </w:rPr>
-        <w:t>Nola dinamizatu</w:t>
+        <w:t xml:space="preserve">Eskolari buruz: </w:t>
+      </w:r>
+      <w:r>
+        <w:t>Ikasgaiaren izena «Produkzio-sistemari aplikatutako jasangarritasuna» denez, eskola ez da kasu ideala. Salbuespena: zentroko tailerra / jangela / mantentze-lanak produkzio-ikuspegitik aztertzea, baina lehentasuna enpresari eman.</w:t>
+      </w:r>
+    </w:p>
+    <w:p>
+      <w:r>
+        <w:rPr>
+          <w:b/>
+        </w:rPr>
+        <w:t>Saioak</w:t>
       </w:r>
     </w:p>
     <w:p>
@@ -1481,7 +1551,7 @@
         <w:pStyle w:val="ListBullet"/>
       </w:pPr>
       <w:r>
-        <w:t>1. saioa: GJH labur (10–15 min) + erakundea aukeratu + iturriak.</w:t>
+        <w:t>1: GJH + produkzio-lotura (★ 7,8,9,12,13) + enpresa aukeratu.</w:t>
       </w:r>
     </w:p>
     <w:p>
@@ -1489,7 +1559,7 @@
         <w:pStyle w:val="ListBullet"/>
       </w:pPr>
       <w:r>
-        <w:t>2. saioa: behaketa / bilaketa / elkarrizketa laburra (eskola barruan erraza).</w:t>
+        <w:t>2: Bilaketa / elkarrizketa / prozesuaren mapa.</w:t>
       </w:r>
     </w:p>
     <w:p>
@@ -1497,7 +1567,7 @@
         <w:pStyle w:val="ListBullet"/>
       </w:pPr>
       <w:r>
-        <w:t>3. saioa: taula bete + 3 hobekuntzak idatzi.</w:t>
+        <w:t>3: Taula + 3 hobekuntzak.</w:t>
       </w:r>
     </w:p>
     <w:p>
@@ -1505,33 +1575,7 @@
         <w:pStyle w:val="ListBullet"/>
       </w:pPr>
       <w:r>
-        <w:t>4. saioa: aurkezpen laburrak + feedback.</w:t>
-      </w:r>
-    </w:p>
-    <w:p>
-      <w:r>
-        <w:rPr>
-          <w:b/>
-        </w:rPr>
-        <w:t>Zergatik hobea aurkezpen teorikoak baino</w:t>
-      </w:r>
-    </w:p>
-    <w:p>
-      <w:r>
-        <w:t>Ikasleak froga bilatzen, lehentasunak jartzen eta ekintzak proposatzen dituzte. 17 helburuak tresna bihurtzen dira, ez memorizatu beharreko zerrenda.</w:t>
-      </w:r>
-    </w:p>
-    <w:p>
-      <w:r>
-        <w:rPr>
-          <w:b/>
-        </w:rPr>
-        <w:t>Aldaera azkarra (saio bakarra)</w:t>
-      </w:r>
-    </w:p>
-    <w:p>
-      <w:r>
-        <w:t>Eskola bakarrik, 5 GJH aukeratu (adib. 4, 5, 7, 12, 13) eta taula laburtu. 3 hobekuntzen ordez, 1 proposamen kolektiboa gelan.</w:t>
+        <w:t>4: Aurkezpenak.</w:t>
       </w:r>
     </w:p>
     <w:p>
@@ -1613,7 +1657,7 @@
         <w:rPr>
           <w:b/>
         </w:rPr>
-        <w:t xml:space="preserve">7. Energia eskuragarri eta garbia: </w:t>
+        <w:t xml:space="preserve">7. Energia eskuragarri eta garbia ★: </w:t>
       </w:r>
       <w:r>
         <w:t>Energia merkea, fidagarria eta jasangarria.</w:t>
@@ -1624,7 +1668,7 @@
         <w:rPr>
           <w:b/>
         </w:rPr>
-        <w:t xml:space="preserve">8. Lan duina eta hazkunde ekonomikoa: </w:t>
+        <w:t xml:space="preserve">8. Lan duina eta hazkunde ekonomikoa ★: </w:t>
       </w:r>
       <w:r>
         <w:t>Hazkunde inklusiboa eta enplegu duina.</w:t>
@@ -1635,7 +1679,7 @@
         <w:rPr>
           <w:b/>
         </w:rPr>
-        <w:t xml:space="preserve">9. Industria, berrikuntza eta azpiegitura: </w:t>
+        <w:t xml:space="preserve">9. Industria, berrikuntza eta azpiegitura ★: </w:t>
       </w:r>
       <w:r>
         <w:t>Azpiegitura iraunkorra eta berrikuntza.</w:t>
@@ -1668,7 +1712,7 @@
         <w:rPr>
           <w:b/>
         </w:rPr>
-        <w:t xml:space="preserve">12. Ekoizpen eta kontsumo arduratsuak: </w:t>
+        <w:t xml:space="preserve">12. Ekoizpen eta kontsumo arduratsuak ★: </w:t>
       </w:r>
       <w:r>
         <w:t>Kontsumo- eta ekoizpen-eredu jasangarriak.</w:t>
@@ -1679,7 +1723,7 @@
         <w:rPr>
           <w:b/>
         </w:rPr>
-        <w:t xml:space="preserve">13. Klimaren aldeko ekintza: </w:t>
+        <w:t xml:space="preserve">13. Klimaren aldeko ekintza ★: </w:t>
       </w:r>
       <w:r>
         <w:t>Klima-aldaketari aurre egiteko neurriak.</w:t>
